--- a/child dev/Cover page ukg.docx
+++ b/child dev/Cover page ukg.docx
@@ -72,7 +72,7 @@
           </mc:Choice>
           <mc:Fallback>
             <w:pict>
-              <v:rect w14:anchorId="59758F3D" id="Rectangle 7" o:spid="_x0000_s1026" style="position:absolute;margin-left:-5.45pt;margin-top:-4.5pt;width:370.5pt;height:515.25pt;z-index:251664384;visibility:visible;mso-wrap-style:square;mso-width-percent:0;mso-height-percent:0;mso-wrap-distance-left:9pt;mso-wrap-distance-top:0;mso-wrap-distance-right:9pt;mso-wrap-distance-bottom:0;mso-position-horizontal:absolute;mso-position-horizontal-relative:text;mso-position-vertical:absolute;mso-position-vertical-relative:text;mso-width-percent:0;mso-height-percent:0;mso-width-relative:margin;mso-height-relative:margin;v-text-anchor:middle" o:gfxdata="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" filled="f" strokecolor="windowText" strokeweight="2pt"/>
+              <v:rect w14:anchorId="5002DC7E" id="Rectangle 7" o:spid="_x0000_s1026" style="position:absolute;margin-left:-5.45pt;margin-top:-4.5pt;width:370.5pt;height:515.25pt;z-index:251664384;visibility:visible;mso-wrap-style:square;mso-width-percent:0;mso-height-percent:0;mso-wrap-distance-left:9pt;mso-wrap-distance-top:0;mso-wrap-distance-right:9pt;mso-wrap-distance-bottom:0;mso-position-horizontal:absolute;mso-position-horizontal-relative:text;mso-position-vertical:absolute;mso-position-vertical-relative:text;mso-width-percent:0;mso-height-percent:0;mso-width-relative:margin;mso-height-relative:margin;v-text-anchor:middle" o:gfxdata="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" filled="f" strokecolor="windowText" strokeweight="2pt"/>
             </w:pict>
           </mc:Fallback>
         </mc:AlternateContent>
@@ -177,55 +177,13 @@
                 <w:u w:val="single"/>
               </w:rPr>
             </w:pPr>
-            <w:proofErr w:type="spellStart"/>
             <w:r>
               <w:rPr>
                 <w:rFonts w:ascii="Preeti" w:hAnsi="Preeti"/>
                 <w:sz w:val="28"/>
               </w:rPr>
-              <w:t>tf</w:t>
+              <w:t xml:space="preserve">tf]lsPsf] sfd, </w:t>
             </w:r>
-            <w:proofErr w:type="spellEnd"/>
-            <w:r>
-              <w:rPr>
-                <w:rFonts w:ascii="Preeti" w:hAnsi="Preeti"/>
-                <w:sz w:val="28"/>
-              </w:rPr>
-              <w:t>]</w:t>
-            </w:r>
-            <w:proofErr w:type="spellStart"/>
-            <w:r>
-              <w:rPr>
-                <w:rFonts w:ascii="Preeti" w:hAnsi="Preeti"/>
-                <w:sz w:val="28"/>
-              </w:rPr>
-              <w:t>lsPsf</w:t>
-            </w:r>
-            <w:proofErr w:type="spellEnd"/>
-            <w:r>
-              <w:rPr>
-                <w:rFonts w:ascii="Preeti" w:hAnsi="Preeti"/>
-                <w:sz w:val="28"/>
-              </w:rPr>
-              <w:t xml:space="preserve">] </w:t>
-            </w:r>
-            <w:proofErr w:type="spellStart"/>
-            <w:r>
-              <w:rPr>
-                <w:rFonts w:ascii="Preeti" w:hAnsi="Preeti"/>
-                <w:sz w:val="28"/>
-              </w:rPr>
-              <w:t>sfd</w:t>
-            </w:r>
-            <w:proofErr w:type="spellEnd"/>
-            <w:r>
-              <w:rPr>
-                <w:rFonts w:ascii="Preeti" w:hAnsi="Preeti"/>
-                <w:sz w:val="28"/>
-              </w:rPr>
-              <w:t xml:space="preserve">, </w:t>
-            </w:r>
-            <w:proofErr w:type="spellStart"/>
             <w:r>
               <w:rPr>
                 <w:rFonts w:ascii="Preeti" w:hAnsi="Preeti"/>
@@ -252,175 +210,7 @@
                 <w:rFonts w:ascii="Preeti" w:hAnsi="Preeti"/>
                 <w:sz w:val="28"/>
               </w:rPr>
-              <w:t>ofsnfk</w:t>
-            </w:r>
-            <w:proofErr w:type="spellEnd"/>
-            <w:r>
-              <w:rPr>
-                <w:rFonts w:ascii="Preeti" w:hAnsi="Preeti"/>
-                <w:sz w:val="28"/>
-              </w:rPr>
-              <w:t>, k9fO÷n]</w:t>
-            </w:r>
-            <w:proofErr w:type="spellStart"/>
-            <w:r>
-              <w:rPr>
-                <w:rFonts w:ascii="Preeti" w:hAnsi="Preeti"/>
-                <w:sz w:val="28"/>
-              </w:rPr>
-              <w:t>vfO</w:t>
-            </w:r>
-            <w:proofErr w:type="spellEnd"/>
-            <w:r>
-              <w:rPr>
-                <w:rFonts w:ascii="Preeti" w:hAnsi="Preeti"/>
-                <w:sz w:val="28"/>
-              </w:rPr>
-              <w:t xml:space="preserve"> </w:t>
-            </w:r>
-            <w:proofErr w:type="spellStart"/>
-            <w:r>
-              <w:rPr>
-                <w:rFonts w:ascii="Preeti" w:hAnsi="Preeti"/>
-                <w:sz w:val="28"/>
-              </w:rPr>
-              <w:t>jf</w:t>
-            </w:r>
-            <w:proofErr w:type="spellEnd"/>
-            <w:r>
-              <w:rPr>
-                <w:rFonts w:ascii="Preeti" w:hAnsi="Preeti"/>
-                <w:sz w:val="28"/>
-              </w:rPr>
-              <w:t xml:space="preserve"> </w:t>
-            </w:r>
-            <w:proofErr w:type="spellStart"/>
-            <w:r>
-              <w:rPr>
-                <w:rFonts w:ascii="Preeti" w:hAnsi="Preeti"/>
-                <w:sz w:val="28"/>
-              </w:rPr>
-              <w:t>l;sfO</w:t>
-            </w:r>
-            <w:proofErr w:type="spellEnd"/>
-            <w:r>
-              <w:rPr>
-                <w:rFonts w:ascii="Preeti" w:hAnsi="Preeti"/>
-                <w:sz w:val="28"/>
-              </w:rPr>
-              <w:t xml:space="preserve"> </w:t>
-            </w:r>
-            <w:proofErr w:type="spellStart"/>
-            <w:r>
-              <w:rPr>
-                <w:rFonts w:ascii="Preeti" w:hAnsi="Preeti"/>
-                <w:sz w:val="28"/>
-              </w:rPr>
-              <w:t>sfo</w:t>
-            </w:r>
-            <w:proofErr w:type="spellEnd"/>
-            <w:r>
-              <w:rPr>
-                <w:rFonts w:ascii="Preeti" w:hAnsi="Preeti"/>
-                <w:sz w:val="28"/>
-              </w:rPr>
-              <w:t>{ ;</w:t>
-            </w:r>
-            <w:proofErr w:type="spellStart"/>
-            <w:r>
-              <w:rPr>
-                <w:rFonts w:ascii="Preeti" w:hAnsi="Preeti"/>
-                <w:sz w:val="28"/>
-              </w:rPr>
-              <w:t>fdfGotM</w:t>
-            </w:r>
-            <w:proofErr w:type="spellEnd"/>
-            <w:r>
-              <w:rPr>
-                <w:rFonts w:ascii="Preeti" w:hAnsi="Preeti"/>
-                <w:sz w:val="28"/>
-              </w:rPr>
-              <w:t xml:space="preserve"> </w:t>
-            </w:r>
-            <w:proofErr w:type="spellStart"/>
-            <w:r>
-              <w:rPr>
-                <w:rFonts w:ascii="Preeti" w:hAnsi="Preeti"/>
-                <w:sz w:val="28"/>
-              </w:rPr>
-              <w:t>aRrfsf</w:t>
-            </w:r>
-            <w:proofErr w:type="spellEnd"/>
-            <w:r>
-              <w:rPr>
-                <w:rFonts w:ascii="Preeti" w:hAnsi="Preeti"/>
-                <w:sz w:val="28"/>
-              </w:rPr>
-              <w:t xml:space="preserve">] pd]/ / </w:t>
-            </w:r>
-            <w:proofErr w:type="spellStart"/>
-            <w:r>
-              <w:rPr>
-                <w:rFonts w:ascii="Preeti" w:hAnsi="Preeti"/>
-                <w:sz w:val="28"/>
-              </w:rPr>
-              <w:t>sIff</w:t>
-            </w:r>
-            <w:proofErr w:type="spellEnd"/>
-            <w:r>
-              <w:rPr>
-                <w:rFonts w:ascii="Preeti" w:hAnsi="Preeti"/>
-                <w:sz w:val="28"/>
-              </w:rPr>
-              <w:t xml:space="preserve"> </w:t>
-            </w:r>
-            <w:proofErr w:type="spellStart"/>
-            <w:r>
-              <w:rPr>
-                <w:rFonts w:ascii="Preeti" w:hAnsi="Preeti"/>
-                <w:sz w:val="28"/>
-              </w:rPr>
-              <w:t>cg';f</w:t>
-            </w:r>
-            <w:proofErr w:type="spellEnd"/>
-            <w:r>
-              <w:rPr>
-                <w:rFonts w:ascii="Preeti" w:hAnsi="Preeti"/>
-                <w:sz w:val="28"/>
-              </w:rPr>
-              <w:t>/ /</w:t>
-            </w:r>
-            <w:proofErr w:type="spellStart"/>
-            <w:r>
-              <w:rPr>
-                <w:rFonts w:ascii="Preeti" w:hAnsi="Preeti"/>
-                <w:sz w:val="28"/>
-              </w:rPr>
-              <w:t>fd</w:t>
-            </w:r>
-            <w:proofErr w:type="spellEnd"/>
-            <w:r>
-              <w:rPr>
-                <w:rFonts w:ascii="Preeti" w:hAnsi="Preeti"/>
-                <w:sz w:val="28"/>
-              </w:rPr>
-              <w:t>|/L ;</w:t>
-            </w:r>
-            <w:proofErr w:type="spellStart"/>
-            <w:r>
-              <w:rPr>
-                <w:rFonts w:ascii="Preeti" w:hAnsi="Preeti"/>
-                <w:sz w:val="28"/>
-              </w:rPr>
-              <w:t>DkGg</w:t>
-            </w:r>
-            <w:proofErr w:type="spellEnd"/>
-            <w:r>
-              <w:rPr>
-                <w:rFonts w:ascii="Preeti" w:hAnsi="Preeti"/>
-                <w:sz w:val="28"/>
-              </w:rPr>
-              <w:t xml:space="preserve"> ug{ ;Sb5g\ .</w:t>
+              <w:t>ofsnfk, k9fO÷n]vfO jf l;sfO sfo{ ;fdfGotM aRrfsf] pd]/ / sIff cg';f/ /fd|/L ;DkGg ug{ ;Sb5g\ .</w:t>
             </w:r>
           </w:p>
         </w:tc>
@@ -494,55 +284,13 @@
                 <w:u w:val="single"/>
               </w:rPr>
             </w:pPr>
-            <w:proofErr w:type="spellStart"/>
             <w:r>
               <w:rPr>
                 <w:rFonts w:ascii="Preeti" w:hAnsi="Preeti"/>
                 <w:sz w:val="28"/>
               </w:rPr>
-              <w:t>tf</w:t>
+              <w:t xml:space="preserve">tf]lsPsf] sfd, </w:t>
             </w:r>
-            <w:proofErr w:type="spellEnd"/>
-            <w:r>
-              <w:rPr>
-                <w:rFonts w:ascii="Preeti" w:hAnsi="Preeti"/>
-                <w:sz w:val="28"/>
-              </w:rPr>
-              <w:t>]</w:t>
-            </w:r>
-            <w:proofErr w:type="spellStart"/>
-            <w:r>
-              <w:rPr>
-                <w:rFonts w:ascii="Preeti" w:hAnsi="Preeti"/>
-                <w:sz w:val="28"/>
-              </w:rPr>
-              <w:t>lsPsf</w:t>
-            </w:r>
-            <w:proofErr w:type="spellEnd"/>
-            <w:r>
-              <w:rPr>
-                <w:rFonts w:ascii="Preeti" w:hAnsi="Preeti"/>
-                <w:sz w:val="28"/>
-              </w:rPr>
-              <w:t xml:space="preserve">] </w:t>
-            </w:r>
-            <w:proofErr w:type="spellStart"/>
-            <w:r>
-              <w:rPr>
-                <w:rFonts w:ascii="Preeti" w:hAnsi="Preeti"/>
-                <w:sz w:val="28"/>
-              </w:rPr>
-              <w:t>sfd</w:t>
-            </w:r>
-            <w:proofErr w:type="spellEnd"/>
-            <w:r>
-              <w:rPr>
-                <w:rFonts w:ascii="Preeti" w:hAnsi="Preeti"/>
-                <w:sz w:val="28"/>
-              </w:rPr>
-              <w:t xml:space="preserve">, </w:t>
-            </w:r>
-            <w:proofErr w:type="spellStart"/>
             <w:r>
               <w:rPr>
                 <w:rFonts w:ascii="Preeti" w:hAnsi="Preeti"/>
@@ -555,175 +303,7 @@
                 <w:rFonts w:ascii="Preeti" w:hAnsi="Preeti"/>
                 <w:sz w:val="28"/>
               </w:rPr>
-              <w:t>ofsnfk</w:t>
-            </w:r>
-            <w:proofErr w:type="spellEnd"/>
-            <w:r>
-              <w:rPr>
-                <w:rFonts w:ascii="Preeti" w:hAnsi="Preeti"/>
-                <w:sz w:val="28"/>
-              </w:rPr>
-              <w:t>, k9fO÷n]</w:t>
-            </w:r>
-            <w:proofErr w:type="spellStart"/>
-            <w:r>
-              <w:rPr>
-                <w:rFonts w:ascii="Preeti" w:hAnsi="Preeti"/>
-                <w:sz w:val="28"/>
-              </w:rPr>
-              <w:t>vfO</w:t>
-            </w:r>
-            <w:proofErr w:type="spellEnd"/>
-            <w:r>
-              <w:rPr>
-                <w:rFonts w:ascii="Preeti" w:hAnsi="Preeti"/>
-                <w:sz w:val="28"/>
-              </w:rPr>
-              <w:t xml:space="preserve"> </w:t>
-            </w:r>
-            <w:proofErr w:type="spellStart"/>
-            <w:r>
-              <w:rPr>
-                <w:rFonts w:ascii="Preeti" w:hAnsi="Preeti"/>
-                <w:sz w:val="28"/>
-              </w:rPr>
-              <w:t>jf</w:t>
-            </w:r>
-            <w:proofErr w:type="spellEnd"/>
-            <w:r>
-              <w:rPr>
-                <w:rFonts w:ascii="Preeti" w:hAnsi="Preeti"/>
-                <w:sz w:val="28"/>
-              </w:rPr>
-              <w:t xml:space="preserve"> </w:t>
-            </w:r>
-            <w:proofErr w:type="spellStart"/>
-            <w:r>
-              <w:rPr>
-                <w:rFonts w:ascii="Preeti" w:hAnsi="Preeti"/>
-                <w:sz w:val="28"/>
-              </w:rPr>
-              <w:t>l;sfO</w:t>
-            </w:r>
-            <w:proofErr w:type="spellEnd"/>
-            <w:r>
-              <w:rPr>
-                <w:rFonts w:ascii="Preeti" w:hAnsi="Preeti"/>
-                <w:sz w:val="28"/>
-              </w:rPr>
-              <w:t xml:space="preserve"> </w:t>
-            </w:r>
-            <w:proofErr w:type="spellStart"/>
-            <w:r>
-              <w:rPr>
-                <w:rFonts w:ascii="Preeti" w:hAnsi="Preeti"/>
-                <w:sz w:val="28"/>
-              </w:rPr>
-              <w:t>sfo</w:t>
-            </w:r>
-            <w:proofErr w:type="spellEnd"/>
-            <w:r>
-              <w:rPr>
-                <w:rFonts w:ascii="Preeti" w:hAnsi="Preeti"/>
-                <w:sz w:val="28"/>
-              </w:rPr>
-              <w:t>{ ;</w:t>
-            </w:r>
-            <w:proofErr w:type="spellStart"/>
-            <w:r>
-              <w:rPr>
-                <w:rFonts w:ascii="Preeti" w:hAnsi="Preeti"/>
-                <w:sz w:val="28"/>
-              </w:rPr>
-              <w:t>fdfGotM</w:t>
-            </w:r>
-            <w:proofErr w:type="spellEnd"/>
-            <w:r>
-              <w:rPr>
-                <w:rFonts w:ascii="Preeti" w:hAnsi="Preeti"/>
-                <w:sz w:val="28"/>
-              </w:rPr>
-              <w:t xml:space="preserve"> </w:t>
-            </w:r>
-            <w:proofErr w:type="spellStart"/>
-            <w:r>
-              <w:rPr>
-                <w:rFonts w:ascii="Preeti" w:hAnsi="Preeti"/>
-                <w:sz w:val="28"/>
-              </w:rPr>
-              <w:t>aRrfsf</w:t>
-            </w:r>
-            <w:proofErr w:type="spellEnd"/>
-            <w:r>
-              <w:rPr>
-                <w:rFonts w:ascii="Preeti" w:hAnsi="Preeti"/>
-                <w:sz w:val="28"/>
-              </w:rPr>
-              <w:t xml:space="preserve">] pd]/ / </w:t>
-            </w:r>
-            <w:proofErr w:type="spellStart"/>
-            <w:r>
-              <w:rPr>
-                <w:rFonts w:ascii="Preeti" w:hAnsi="Preeti"/>
-                <w:sz w:val="28"/>
-              </w:rPr>
-              <w:t>sIff</w:t>
-            </w:r>
-            <w:proofErr w:type="spellEnd"/>
-            <w:r>
-              <w:rPr>
-                <w:rFonts w:ascii="Preeti" w:hAnsi="Preeti"/>
-                <w:sz w:val="28"/>
-              </w:rPr>
-              <w:t xml:space="preserve"> </w:t>
-            </w:r>
-            <w:proofErr w:type="spellStart"/>
-            <w:r>
-              <w:rPr>
-                <w:rFonts w:ascii="Preeti" w:hAnsi="Preeti"/>
-                <w:sz w:val="28"/>
-              </w:rPr>
-              <w:t>cg';f</w:t>
-            </w:r>
-            <w:proofErr w:type="spellEnd"/>
-            <w:r>
-              <w:rPr>
-                <w:rFonts w:ascii="Preeti" w:hAnsi="Preeti"/>
-                <w:sz w:val="28"/>
-              </w:rPr>
-              <w:t xml:space="preserve">/ </w:t>
-            </w:r>
-            <w:proofErr w:type="spellStart"/>
-            <w:r>
-              <w:rPr>
-                <w:rFonts w:ascii="Preeti" w:hAnsi="Preeti"/>
-                <w:sz w:val="28"/>
-              </w:rPr>
-              <w:t>sfo</w:t>
-            </w:r>
-            <w:proofErr w:type="spellEnd"/>
-            <w:r>
-              <w:rPr>
-                <w:rFonts w:ascii="Preeti" w:hAnsi="Preeti"/>
-                <w:sz w:val="28"/>
-              </w:rPr>
-              <w:t>{ ul//x]</w:t>
-            </w:r>
-            <w:proofErr w:type="spellStart"/>
-            <w:r>
-              <w:rPr>
-                <w:rFonts w:ascii="Preeti" w:hAnsi="Preeti"/>
-                <w:sz w:val="28"/>
-              </w:rPr>
-              <w:t>sf÷l;ls</w:t>
-            </w:r>
-            <w:proofErr w:type="spellEnd"/>
-            <w:r>
-              <w:rPr>
-                <w:rFonts w:ascii="Preeti" w:hAnsi="Preeti"/>
-                <w:sz w:val="28"/>
-              </w:rPr>
-              <w:t>/x]sf 5g\ .</w:t>
+              <w:t>ofsnfk, k9fO÷n]vfO jf l;sfO sfo{ ;fdfGotM aRrfsf] pd]/ / sIff cg';f/ sfo{ ul//x]sf÷l;ls/x]sf 5g\ .</w:t>
             </w:r>
           </w:p>
         </w:tc>
@@ -797,55 +377,13 @@
                 <w:u w:val="single"/>
               </w:rPr>
             </w:pPr>
-            <w:proofErr w:type="spellStart"/>
             <w:r>
               <w:rPr>
                 <w:rFonts w:ascii="Preeti" w:hAnsi="Preeti"/>
                 <w:sz w:val="28"/>
               </w:rPr>
-              <w:t>tf</w:t>
+              <w:t xml:space="preserve">tf]lsPsf] sfd, </w:t>
             </w:r>
-            <w:proofErr w:type="spellEnd"/>
-            <w:r>
-              <w:rPr>
-                <w:rFonts w:ascii="Preeti" w:hAnsi="Preeti"/>
-                <w:sz w:val="28"/>
-              </w:rPr>
-              <w:t>]</w:t>
-            </w:r>
-            <w:proofErr w:type="spellStart"/>
-            <w:r>
-              <w:rPr>
-                <w:rFonts w:ascii="Preeti" w:hAnsi="Preeti"/>
-                <w:sz w:val="28"/>
-              </w:rPr>
-              <w:t>lsPsf</w:t>
-            </w:r>
-            <w:proofErr w:type="spellEnd"/>
-            <w:r>
-              <w:rPr>
-                <w:rFonts w:ascii="Preeti" w:hAnsi="Preeti"/>
-                <w:sz w:val="28"/>
-              </w:rPr>
-              <w:t xml:space="preserve">] </w:t>
-            </w:r>
-            <w:proofErr w:type="spellStart"/>
-            <w:r>
-              <w:rPr>
-                <w:rFonts w:ascii="Preeti" w:hAnsi="Preeti"/>
-                <w:sz w:val="28"/>
-              </w:rPr>
-              <w:t>sfd</w:t>
-            </w:r>
-            <w:proofErr w:type="spellEnd"/>
-            <w:r>
-              <w:rPr>
-                <w:rFonts w:ascii="Preeti" w:hAnsi="Preeti"/>
-                <w:sz w:val="28"/>
-              </w:rPr>
-              <w:t xml:space="preserve">, </w:t>
-            </w:r>
-            <w:proofErr w:type="spellStart"/>
             <w:r>
               <w:rPr>
                 <w:rFonts w:ascii="Preeti" w:hAnsi="Preeti"/>
@@ -858,278 +396,21 @@
                 <w:rFonts w:ascii="Preeti" w:hAnsi="Preeti"/>
                 <w:sz w:val="28"/>
               </w:rPr>
-              <w:t>ofsnfk</w:t>
-            </w:r>
-            <w:proofErr w:type="spellEnd"/>
-            <w:r>
-              <w:rPr>
-                <w:rFonts w:ascii="Preeti" w:hAnsi="Preeti"/>
-                <w:sz w:val="28"/>
-              </w:rPr>
-              <w:t>, k9fO÷n]</w:t>
-            </w:r>
-            <w:proofErr w:type="spellStart"/>
-            <w:r>
-              <w:rPr>
-                <w:rFonts w:ascii="Preeti" w:hAnsi="Preeti"/>
-                <w:sz w:val="28"/>
-              </w:rPr>
-              <w:t>vfO</w:t>
-            </w:r>
-            <w:proofErr w:type="spellEnd"/>
-            <w:r>
-              <w:rPr>
-                <w:rFonts w:ascii="Preeti" w:hAnsi="Preeti"/>
-                <w:sz w:val="28"/>
-              </w:rPr>
-              <w:t xml:space="preserve"> </w:t>
-            </w:r>
-            <w:proofErr w:type="spellStart"/>
-            <w:r>
-              <w:rPr>
-                <w:rFonts w:ascii="Preeti" w:hAnsi="Preeti"/>
-                <w:sz w:val="28"/>
-              </w:rPr>
-              <w:t>jf</w:t>
-            </w:r>
-            <w:proofErr w:type="spellEnd"/>
-            <w:r>
-              <w:rPr>
-                <w:rFonts w:ascii="Preeti" w:hAnsi="Preeti"/>
-                <w:sz w:val="28"/>
-              </w:rPr>
-              <w:t xml:space="preserve"> </w:t>
-            </w:r>
-            <w:proofErr w:type="spellStart"/>
-            <w:r>
-              <w:rPr>
-                <w:rFonts w:ascii="Preeti" w:hAnsi="Preeti"/>
-                <w:sz w:val="28"/>
-              </w:rPr>
-              <w:t>l;sfO</w:t>
-            </w:r>
-            <w:proofErr w:type="spellEnd"/>
-            <w:r>
-              <w:rPr>
-                <w:rFonts w:ascii="Preeti" w:hAnsi="Preeti"/>
-                <w:sz w:val="28"/>
-              </w:rPr>
-              <w:t xml:space="preserve"> </w:t>
-            </w:r>
-            <w:proofErr w:type="spellStart"/>
-            <w:r>
-              <w:rPr>
-                <w:rFonts w:ascii="Preeti" w:hAnsi="Preeti"/>
-                <w:sz w:val="28"/>
-              </w:rPr>
-              <w:t>sfo</w:t>
-            </w:r>
-            <w:proofErr w:type="spellEnd"/>
-            <w:r>
-              <w:rPr>
-                <w:rFonts w:ascii="Preeti" w:hAnsi="Preeti"/>
-                <w:sz w:val="28"/>
-              </w:rPr>
-              <w:t>{ ;</w:t>
-            </w:r>
-            <w:proofErr w:type="spellStart"/>
-            <w:r>
-              <w:rPr>
-                <w:rFonts w:ascii="Preeti" w:hAnsi="Preeti"/>
-                <w:sz w:val="28"/>
-              </w:rPr>
-              <w:t>fdfGotM</w:t>
-            </w:r>
-            <w:proofErr w:type="spellEnd"/>
-            <w:r>
-              <w:rPr>
-                <w:rFonts w:ascii="Preeti" w:hAnsi="Preeti"/>
-                <w:sz w:val="28"/>
-              </w:rPr>
-              <w:t xml:space="preserve"> </w:t>
-            </w:r>
-            <w:proofErr w:type="spellStart"/>
-            <w:r>
-              <w:rPr>
-                <w:rFonts w:ascii="Preeti" w:hAnsi="Preeti"/>
-                <w:sz w:val="28"/>
-              </w:rPr>
-              <w:t>aRrfsf</w:t>
-            </w:r>
-            <w:proofErr w:type="spellEnd"/>
-            <w:r>
-              <w:rPr>
-                <w:rFonts w:ascii="Preeti" w:hAnsi="Preeti"/>
-                <w:sz w:val="28"/>
-              </w:rPr>
-              <w:t xml:space="preserve">] pd]/ / </w:t>
-            </w:r>
-            <w:proofErr w:type="spellStart"/>
-            <w:r>
-              <w:rPr>
-                <w:rFonts w:ascii="Preeti" w:hAnsi="Preeti"/>
-                <w:sz w:val="28"/>
-              </w:rPr>
-              <w:t>sIff</w:t>
-            </w:r>
-            <w:proofErr w:type="spellEnd"/>
-            <w:r>
-              <w:rPr>
-                <w:rFonts w:ascii="Preeti" w:hAnsi="Preeti"/>
-                <w:sz w:val="28"/>
-              </w:rPr>
-              <w:t xml:space="preserve"> </w:t>
-            </w:r>
-            <w:proofErr w:type="spellStart"/>
-            <w:r>
-              <w:rPr>
-                <w:rFonts w:ascii="Preeti" w:hAnsi="Preeti"/>
-                <w:sz w:val="28"/>
-              </w:rPr>
-              <w:t>cg';f</w:t>
-            </w:r>
-            <w:proofErr w:type="spellEnd"/>
-            <w:r>
-              <w:rPr>
-                <w:rFonts w:ascii="Preeti" w:hAnsi="Preeti"/>
-                <w:sz w:val="28"/>
-              </w:rPr>
-              <w:t xml:space="preserve">/ </w:t>
-            </w:r>
-            <w:proofErr w:type="spellStart"/>
-            <w:r>
-              <w:rPr>
-                <w:rFonts w:ascii="Preeti" w:hAnsi="Preeti"/>
-                <w:sz w:val="28"/>
-              </w:rPr>
-              <w:t>k|of</w:t>
-            </w:r>
-            <w:proofErr w:type="spellEnd"/>
-            <w:r>
-              <w:rPr>
-                <w:rFonts w:ascii="Preeti" w:hAnsi="Preeti"/>
-                <w:sz w:val="28"/>
-              </w:rPr>
-              <w:t xml:space="preserve">;/t, </w:t>
-            </w:r>
-            <w:proofErr w:type="spellStart"/>
-            <w:r>
-              <w:rPr>
-                <w:rFonts w:ascii="Preeti" w:hAnsi="Preeti"/>
-                <w:sz w:val="28"/>
-              </w:rPr>
-              <w:t>cEof</w:t>
-            </w:r>
-            <w:proofErr w:type="spellEnd"/>
-            <w:r>
-              <w:rPr>
-                <w:rFonts w:ascii="Preeti" w:hAnsi="Preeti"/>
-                <w:sz w:val="28"/>
-              </w:rPr>
-              <w:t xml:space="preserve">; </w:t>
-            </w:r>
-            <w:proofErr w:type="spellStart"/>
-            <w:r>
-              <w:rPr>
-                <w:rFonts w:ascii="Preeti" w:hAnsi="Preeti"/>
-                <w:sz w:val="28"/>
-              </w:rPr>
-              <w:t>ub</w:t>
-            </w:r>
-            <w:proofErr w:type="spellEnd"/>
-            <w:r>
-              <w:rPr>
-                <w:rFonts w:ascii="Preeti" w:hAnsi="Preeti"/>
-                <w:sz w:val="28"/>
-              </w:rPr>
-              <w:t xml:space="preserve">}{ </w:t>
-            </w:r>
-            <w:proofErr w:type="spellStart"/>
-            <w:r>
-              <w:rPr>
-                <w:rFonts w:ascii="Preeti" w:hAnsi="Preeti"/>
-                <w:sz w:val="28"/>
-              </w:rPr>
-              <w:t>jf</w:t>
-            </w:r>
-            <w:proofErr w:type="spellEnd"/>
-            <w:r>
-              <w:rPr>
-                <w:rFonts w:ascii="Preeti" w:hAnsi="Preeti"/>
-                <w:sz w:val="28"/>
-              </w:rPr>
-              <w:t xml:space="preserve"> ;'</w:t>
+              <w:t xml:space="preserve">ofsnfk, k9fO÷n]vfO jf l;sfO sfo{ ;fdfGotM aRrfsf] pd]/ / sIff </w:t>
             </w:r>
             <w:r>
               <w:rPr>
                 <w:rFonts w:ascii="Preeti" w:hAnsi="Preeti"/>
                 <w:sz w:val="28"/>
               </w:rPr>
-              <w:t>?</w:t>
+              <w:t>cg';f/ k|of;/t, cEof; ub}{ jf ;'</w:t>
             </w:r>
-            <w:proofErr w:type="spellStart"/>
             <w:r>
               <w:rPr>
                 <w:rFonts w:ascii="Preeti" w:hAnsi="Preeti"/>
                 <w:sz w:val="28"/>
               </w:rPr>
-              <w:t>jftsf</w:t>
-            </w:r>
-            <w:proofErr w:type="spellEnd"/>
-            <w:r>
-              <w:rPr>
-                <w:rFonts w:ascii="Preeti" w:hAnsi="Preeti"/>
-                <w:sz w:val="28"/>
-              </w:rPr>
-              <w:t xml:space="preserve">] </w:t>
-            </w:r>
-            <w:proofErr w:type="spellStart"/>
-            <w:r>
-              <w:rPr>
-                <w:rFonts w:ascii="Preeti" w:hAnsi="Preeti"/>
-                <w:sz w:val="28"/>
-              </w:rPr>
-              <w:t>cj:yfdf</w:t>
-            </w:r>
-            <w:proofErr w:type="spellEnd"/>
-            <w:r>
-              <w:rPr>
-                <w:rFonts w:ascii="Preeti" w:hAnsi="Preeti"/>
-                <w:sz w:val="28"/>
-              </w:rPr>
-              <w:t xml:space="preserve"> </w:t>
-            </w:r>
-            <w:proofErr w:type="spellStart"/>
-            <w:r>
-              <w:rPr>
-                <w:rFonts w:ascii="Preeti" w:hAnsi="Preeti"/>
-                <w:sz w:val="28"/>
-              </w:rPr>
-              <w:t>qmdzM</w:t>
-            </w:r>
-            <w:proofErr w:type="spellEnd"/>
-            <w:r>
-              <w:rPr>
-                <w:rFonts w:ascii="Preeti" w:hAnsi="Preeti"/>
-                <w:sz w:val="28"/>
-              </w:rPr>
-              <w:t xml:space="preserve"> </w:t>
-            </w:r>
-            <w:proofErr w:type="spellStart"/>
-            <w:r>
-              <w:rPr>
-                <w:rFonts w:ascii="Preeti" w:hAnsi="Preeti"/>
-                <w:sz w:val="28"/>
-              </w:rPr>
-              <w:t>k|ult</w:t>
-            </w:r>
-            <w:proofErr w:type="spellEnd"/>
-            <w:r>
-              <w:rPr>
-                <w:rFonts w:ascii="Preeti" w:hAnsi="Preeti"/>
-                <w:sz w:val="28"/>
-              </w:rPr>
-              <w:t xml:space="preserve"> ul//x]sf 5g\ .</w:t>
+              <w:t>?jftsf] cj:yfdf qmdzM k|ult ul//x]sf 5g\ .</w:t>
             </w:r>
           </w:p>
         </w:tc>
@@ -1185,165 +466,12 @@
                 <w:u w:val="single"/>
               </w:rPr>
             </w:pPr>
-            <w:proofErr w:type="spellStart"/>
             <w:r>
               <w:rPr>
                 <w:rFonts w:ascii="Preeti" w:hAnsi="Preeti"/>
                 <w:sz w:val="28"/>
               </w:rPr>
-              <w:t>ljz</w:t>
-            </w:r>
-            <w:proofErr w:type="spellEnd"/>
-            <w:r>
-              <w:rPr>
-                <w:rFonts w:ascii="Preeti" w:hAnsi="Preeti"/>
-                <w:sz w:val="28"/>
-              </w:rPr>
-              <w:t xml:space="preserve">]if sf/0fn] </w:t>
-            </w:r>
-            <w:proofErr w:type="spellStart"/>
-            <w:r>
-              <w:rPr>
-                <w:rFonts w:ascii="Preeti" w:hAnsi="Preeti"/>
-                <w:sz w:val="28"/>
-              </w:rPr>
-              <w:t>sfo</w:t>
-            </w:r>
-            <w:proofErr w:type="spellEnd"/>
-            <w:r>
-              <w:rPr>
-                <w:rFonts w:ascii="Preeti" w:hAnsi="Preeti"/>
-                <w:sz w:val="28"/>
-              </w:rPr>
-              <w:t>{</w:t>
-            </w:r>
-            <w:proofErr w:type="spellStart"/>
-            <w:r>
-              <w:rPr>
-                <w:rFonts w:ascii="Preeti" w:hAnsi="Preeti"/>
-                <w:sz w:val="28"/>
-              </w:rPr>
-              <w:t>qmd</w:t>
-            </w:r>
-            <w:proofErr w:type="spellEnd"/>
-            <w:r>
-              <w:rPr>
-                <w:rFonts w:ascii="Preeti" w:hAnsi="Preeti"/>
-                <w:sz w:val="28"/>
-              </w:rPr>
-              <w:t xml:space="preserve"> ;</w:t>
-            </w:r>
-            <w:proofErr w:type="spellStart"/>
-            <w:r>
-              <w:rPr>
-                <w:rFonts w:ascii="Preeti" w:hAnsi="Preeti"/>
-                <w:sz w:val="28"/>
-              </w:rPr>
-              <w:t>DkGg</w:t>
-            </w:r>
-            <w:proofErr w:type="spellEnd"/>
-            <w:r>
-              <w:rPr>
-                <w:rFonts w:ascii="Preeti" w:hAnsi="Preeti"/>
-                <w:sz w:val="28"/>
-              </w:rPr>
-              <w:t xml:space="preserve"> </w:t>
-            </w:r>
-            <w:proofErr w:type="spellStart"/>
-            <w:r>
-              <w:rPr>
-                <w:rFonts w:ascii="Preeti" w:hAnsi="Preeti"/>
-                <w:sz w:val="28"/>
-              </w:rPr>
-              <w:t>gePsf</w:t>
-            </w:r>
-            <w:proofErr w:type="spellEnd"/>
-            <w:r>
-              <w:rPr>
-                <w:rFonts w:ascii="Preeti" w:hAnsi="Preeti"/>
-                <w:sz w:val="28"/>
-              </w:rPr>
-              <w:t xml:space="preserve">], </w:t>
-            </w:r>
-            <w:proofErr w:type="spellStart"/>
-            <w:r>
-              <w:rPr>
-                <w:rFonts w:ascii="Preeti" w:hAnsi="Preeti"/>
-                <w:sz w:val="28"/>
-              </w:rPr>
-              <w:t>cg'kl:yt</w:t>
-            </w:r>
-            <w:proofErr w:type="spellEnd"/>
-            <w:r>
-              <w:rPr>
-                <w:rFonts w:ascii="Preeti" w:hAnsi="Preeti"/>
-                <w:sz w:val="28"/>
-              </w:rPr>
-              <w:t xml:space="preserve"> /x]sf] </w:t>
-            </w:r>
-            <w:proofErr w:type="spellStart"/>
-            <w:r>
-              <w:rPr>
-                <w:rFonts w:ascii="Preeti" w:hAnsi="Preeti"/>
-                <w:sz w:val="28"/>
-              </w:rPr>
-              <w:t>jf</w:t>
-            </w:r>
-            <w:proofErr w:type="spellEnd"/>
-            <w:r>
-              <w:rPr>
-                <w:rFonts w:ascii="Preeti" w:hAnsi="Preeti"/>
-                <w:sz w:val="28"/>
-              </w:rPr>
-              <w:t xml:space="preserve"> ;</w:t>
-            </w:r>
-            <w:proofErr w:type="spellStart"/>
-            <w:r>
-              <w:rPr>
-                <w:rFonts w:ascii="Preeti" w:hAnsi="Preeti"/>
-                <w:sz w:val="28"/>
-              </w:rPr>
-              <w:t>fGble</w:t>
-            </w:r>
-            <w:proofErr w:type="spellEnd"/>
-            <w:r>
-              <w:rPr>
-                <w:rFonts w:ascii="Preeti" w:hAnsi="Preeti"/>
-                <w:sz w:val="28"/>
-              </w:rPr>
-              <w:t xml:space="preserve">{s </w:t>
-            </w:r>
-            <w:proofErr w:type="spellStart"/>
-            <w:r>
-              <w:rPr>
-                <w:rFonts w:ascii="Preeti" w:hAnsi="Preeti"/>
-                <w:sz w:val="28"/>
-              </w:rPr>
-              <w:t>gePsf</w:t>
-            </w:r>
-            <w:proofErr w:type="spellEnd"/>
-            <w:r>
-              <w:rPr>
-                <w:rFonts w:ascii="Preeti" w:hAnsi="Preeti"/>
-                <w:sz w:val="28"/>
-              </w:rPr>
-              <w:t xml:space="preserve">] </w:t>
-            </w:r>
-            <w:proofErr w:type="spellStart"/>
-            <w:r>
-              <w:rPr>
-                <w:rFonts w:ascii="Preeti" w:hAnsi="Preeti"/>
-                <w:sz w:val="28"/>
-              </w:rPr>
-              <w:t>cj:yf</w:t>
-            </w:r>
-            <w:proofErr w:type="spellEnd"/>
-            <w:r>
-              <w:rPr>
-                <w:rFonts w:ascii="Preeti" w:hAnsi="Preeti"/>
-                <w:sz w:val="28"/>
-              </w:rPr>
-              <w:t xml:space="preserve"> .</w:t>
+              <w:t>ljz]if sf/0fn] sfo{qmd ;DkGg gePsf], cg'kl:yt /x]sf] jf ;fGble{s gePsf] cj:yf .</w:t>
             </w:r>
           </w:p>
         </w:tc>
@@ -1420,7 +548,7 @@
           </mc:Choice>
           <mc:Fallback>
             <w:pict>
-              <v:rect w14:anchorId="56173CC2" id="Rectangle 6" o:spid="_x0000_s1026" style="position:absolute;margin-left:-5.25pt;margin-top:11.05pt;width:370.5pt;height:260.25pt;z-index:251665408;visibility:visible;mso-wrap-style:square;mso-width-percent:0;mso-height-percent:0;mso-wrap-distance-left:9pt;mso-wrap-distance-top:0;mso-wrap-distance-right:9pt;mso-wrap-distance-bottom:0;mso-position-horizontal:absolute;mso-position-horizontal-relative:text;mso-position-vertical:absolute;mso-position-vertical-relative:text;mso-width-percent:0;mso-height-percent:0;mso-width-relative:margin;mso-height-relative:margin;v-text-anchor:middle" o:gfxdata="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" filled="f" strokecolor="windowText" strokeweight=".25pt"/>
+              <v:rect w14:anchorId="0EDBBB2F" id="Rectangle 6" o:spid="_x0000_s1026" style="position:absolute;margin-left:-5.25pt;margin-top:11.05pt;width:370.5pt;height:260.25pt;z-index:251665408;visibility:visible;mso-wrap-style:square;mso-width-percent:0;mso-height-percent:0;mso-wrap-distance-left:9pt;mso-wrap-distance-top:0;mso-wrap-distance-right:9pt;mso-wrap-distance-bottom:0;mso-position-horizontal:absolute;mso-position-horizontal-relative:text;mso-position-vertical:absolute;mso-position-vertical-relative:text;mso-width-percent:0;mso-height-percent:0;mso-width-relative:margin;mso-height-relative:margin;v-text-anchor:middle" o:gfxdata="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" filled="f" strokecolor="windowText" strokeweight=".25pt"/>
             </w:pict>
           </mc:Fallback>
         </mc:AlternateContent>
@@ -1539,14 +667,12 @@
           <w:b/>
         </w:rPr>
       </w:pPr>
-      <w:proofErr w:type="spellStart"/>
       <w:r>
         <w:rPr>
           <w:b/>
         </w:rPr>
         <w:t>Over weight</w:t>
       </w:r>
-      <w:proofErr w:type="spellEnd"/>
       <w:r>
         <w:rPr>
           <w:b/>
@@ -1799,7 +925,7 @@
           </mc:Choice>
           <mc:Fallback>
             <w:pict>
-              <v:rect w14:anchorId="592EECEE" id="Rectangle 4" o:spid="_x0000_s1026" style="position:absolute;margin-left:.75pt;margin-top:-4.5pt;width:366pt;height:515.25pt;z-index:251661312;visibility:visible;mso-wrap-style:square;mso-height-percent:0;mso-wrap-distance-left:9pt;mso-wrap-distance-top:0;mso-wrap-distance-right:9pt;mso-wrap-distance-bottom:0;mso-position-horizontal:absolute;mso-position-horizontal-relative:text;mso-position-vertical:absolute;mso-position-vertical-relative:text;mso-height-percent:0;mso-height-relative:margin;v-text-anchor:middle" o:gfxdata="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" filled="f" strokecolor="black [3213]" strokeweight="2pt"/>
+              <v:rect w14:anchorId="4AE375AD" id="Rectangle 4" o:spid="_x0000_s1026" style="position:absolute;margin-left:.75pt;margin-top:-4.5pt;width:366pt;height:515.25pt;z-index:251661312;visibility:visible;mso-wrap-style:square;mso-height-percent:0;mso-wrap-distance-left:9pt;mso-wrap-distance-top:0;mso-wrap-distance-right:9pt;mso-wrap-distance-bottom:0;mso-position-horizontal:absolute;mso-position-horizontal-relative:text;mso-position-vertical:absolute;mso-position-vertical-relative:text;mso-height-percent:0;mso-height-relative:margin;v-text-anchor:middle" o:gfxdata="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" filled="f" strokecolor="black [3213]" strokeweight="2pt"/>
             </w:pict>
           </mc:Fallback>
         </mc:AlternateContent>
@@ -1824,23 +950,7 @@
           <w:b/>
           <w:sz w:val="18"/>
         </w:rPr>
-        <w:t xml:space="preserve">Ratnanagar-7, </w:t>
-      </w:r>
-      <w:proofErr w:type="spellStart"/>
-      <w:r>
-        <w:rPr>
-          <w:b/>
-          <w:sz w:val="18"/>
-        </w:rPr>
-        <w:t>Sauraha</w:t>
-      </w:r>
-      <w:proofErr w:type="spellEnd"/>
-      <w:r>
-        <w:rPr>
-          <w:b/>
-          <w:sz w:val="18"/>
-        </w:rPr>
-        <w:t>, Chitwan</w:t>
+        <w:t>Ratnanagar-7, Sauraha, Chitwan</w:t>
       </w:r>
     </w:p>
     <w:p>
@@ -2335,7 +1445,7 @@
                                   <w14:bevel/>
                                 </w14:textOutline>
                               </w:rPr>
-                              <w:t>Parrot</w:t>
+                              <w:t>Sparrow</w:t>
                             </w:r>
                             <w:r>
                               <w:rPr>
@@ -2611,7 +1721,20 @@
                                   <w14:bevel/>
                                 </w14:textOutline>
                               </w:rPr>
-                              <w:t>Sabina Acharya</w:t>
+                              <w:t>Nisha</w:t>
+                            </w:r>
+                            <w:r>
+                              <w:rPr>
+                                <w:color w:val="000000" w:themeColor="text1"/>
+                                <w14:textOutline w14:w="9525" w14:cap="rnd" w14:cmpd="sng" w14:algn="ctr">
+                                  <w14:solidFill>
+                                    <w14:srgbClr w14:val="000000"/>
+                                  </w14:solidFill>
+                                  <w14:prstDash w14:val="solid"/>
+                                  <w14:bevel/>
+                                </w14:textOutline>
+                              </w:rPr>
+                              <w:t xml:space="preserve"> Chaudhary</w:t>
                             </w:r>
                           </w:p>
                         </w:txbxContent>
@@ -2759,7 +1882,7 @@
                             <w14:bevel/>
                           </w14:textOutline>
                         </w:rPr>
-                        <w:t>Parrot</w:t>
+                        <w:t>Sparrow</w:t>
                       </w:r>
                       <w:r>
                         <w:rPr>
@@ -3035,7 +2158,20 @@
                             <w14:bevel/>
                           </w14:textOutline>
                         </w:rPr>
-                        <w:t>Sabina Acharya</w:t>
+                        <w:t>Nisha</w:t>
+                      </w:r>
+                      <w:r>
+                        <w:rPr>
+                          <w:color w:val="000000" w:themeColor="text1"/>
+                          <w14:textOutline w14:w="9525" w14:cap="rnd" w14:cmpd="sng" w14:algn="ctr">
+                            <w14:solidFill>
+                              <w14:srgbClr w14:val="000000"/>
+                            </w14:solidFill>
+                            <w14:prstDash w14:val="solid"/>
+                            <w14:bevel/>
+                          </w14:textOutline>
+                        </w:rPr>
+                        <w:t xml:space="preserve"> Chaudhary</w:t>
                       </w:r>
                     </w:p>
                   </w:txbxContent>
@@ -3553,6 +2689,7 @@
   <w:style w:type="character" w:default="1" w:styleId="DefaultParagraphFont">
     <w:name w:val="Default Paragraph Font"/>
     <w:uiPriority w:val="1"/>
+    <w:semiHidden/>
     <w:unhideWhenUsed/>
   </w:style>
   <w:style w:type="table" w:default="1" w:styleId="TableNormal">
